--- a/Real_application/MERFISH/README_merfish.docx
+++ b/Real_application/MERFISH/README_merfish.docx
@@ -2221,8 +2221,6 @@
         </w:rPr>
         <w:t>merfish_0.19</w:t>
       </w:r>
-      <w:bookmarkStart w:id="0" w:name="_GoBack"/>
-      <w:bookmarkEnd w:id="0"/>
       <w:r>
         <w:rPr>
           <w:rFonts w:hint="eastAsia" w:ascii="Times New Roman" w:hAnsi="Times New Roman" w:cs="Times New Roman"/>
@@ -2493,7 +2491,7 @@
           <w:szCs w:val="28"/>
           <w:lang w:val="en-US"/>
         </w:rPr>
-        <w:t>1c_and_1d</w:t>
+        <w:t>1c_1d_S2</w:t>
       </w:r>
       <w:r>
         <w:rPr>
@@ -2536,13 +2534,41 @@
           <w:rFonts w:hint="default" w:ascii="Times New Roman" w:hAnsi="Times New Roman" w:cs="Times New Roman"/>
           <w:lang w:val="en-US"/>
         </w:rPr>
-        <w:t>1c and 1d</w:t>
-      </w:r>
-      <w:r>
-        <w:rPr>
-          <w:rFonts w:ascii="Times New Roman" w:hAnsi="Times New Roman" w:cs="Times New Roman"/>
-        </w:rPr>
-        <w:t xml:space="preserve"> in the manuscript using the </w:t>
+        <w:t xml:space="preserve">1c and 1d </w:t>
+      </w:r>
+      <w:r>
+        <w:rPr>
+          <w:rFonts w:ascii="Times New Roman" w:hAnsi="Times New Roman" w:cs="Times New Roman"/>
+        </w:rPr>
+        <w:t>in the manuscript</w:t>
+      </w:r>
+      <w:r>
+        <w:rPr>
+          <w:rFonts w:hint="default" w:ascii="Times New Roman" w:hAnsi="Times New Roman" w:cs="Times New Roman"/>
+          <w:lang w:val="en-US"/>
+        </w:rPr>
+        <w:t xml:space="preserve"> and Supplementary Figure S2</w:t>
+      </w:r>
+      <w:r>
+        <w:rPr>
+          <w:rFonts w:ascii="Times New Roman" w:hAnsi="Times New Roman" w:cs="Times New Roman"/>
+        </w:rPr>
+        <w:t xml:space="preserve"> </w:t>
+      </w:r>
+      <w:r>
+        <w:rPr>
+          <w:rFonts w:hint="default" w:ascii="Times New Roman" w:hAnsi="Times New Roman" w:cs="Times New Roman"/>
+          <w:lang w:val="en-US"/>
+        </w:rPr>
+        <w:t>in the supplementary materials</w:t>
+      </w:r>
+      <w:bookmarkStart w:id="0" w:name="_GoBack"/>
+      <w:bookmarkEnd w:id="0"/>
+      <w:r>
+        <w:rPr>
+          <w:rFonts w:ascii="Times New Roman" w:hAnsi="Times New Roman" w:cs="Times New Roman"/>
+        </w:rPr>
+        <w:t xml:space="preserve"> using the </w:t>
       </w:r>
       <w:r>
         <w:rPr>

--- a/Real_application/MERFISH/README_merfish.docx
+++ b/Real_application/MERFISH/README_merfish.docx
@@ -2491,7 +2491,17 @@
           <w:szCs w:val="28"/>
           <w:lang w:val="en-US"/>
         </w:rPr>
-        <w:t>1c_1d_S2</w:t>
+        <w:t>1c_1d_S</w:t>
+      </w:r>
+      <w:r>
+        <w:rPr>
+          <w:rFonts w:hint="eastAsia" w:ascii="Times New Roman" w:hAnsi="Times New Roman" w:cs="Times New Roman"/>
+          <w:b/>
+          <w:sz w:val="24"/>
+          <w:szCs w:val="28"/>
+          <w:lang w:val="en-US" w:eastAsia="zh-CN"/>
+        </w:rPr>
+        <w:t>1</w:t>
       </w:r>
       <w:r>
         <w:rPr>
@@ -2547,23 +2557,30 @@
           <w:rFonts w:hint="default" w:ascii="Times New Roman" w:hAnsi="Times New Roman" w:cs="Times New Roman"/>
           <w:lang w:val="en-US"/>
         </w:rPr>
-        <w:t xml:space="preserve"> and Supplementary Figure S2</w:t>
-      </w:r>
-      <w:r>
-        <w:rPr>
-          <w:rFonts w:ascii="Times New Roman" w:hAnsi="Times New Roman" w:cs="Times New Roman"/>
-        </w:rPr>
-        <w:t xml:space="preserve"> </w:t>
-      </w:r>
-      <w:r>
-        <w:rPr>
-          <w:rFonts w:hint="default" w:ascii="Times New Roman" w:hAnsi="Times New Roman" w:cs="Times New Roman"/>
-          <w:lang w:val="en-US"/>
-        </w:rPr>
-        <w:t>in the supplementary materials</w:t>
+        <w:t xml:space="preserve"> and Supplementary Figure S</w:t>
+      </w:r>
+      <w:r>
+        <w:rPr>
+          <w:rFonts w:hint="eastAsia" w:ascii="Times New Roman" w:hAnsi="Times New Roman" w:cs="Times New Roman"/>
+          <w:lang w:val="en-US" w:eastAsia="zh-CN"/>
+        </w:rPr>
+        <w:t>1</w:t>
       </w:r>
       <w:bookmarkStart w:id="0" w:name="_GoBack"/>
       <w:bookmarkEnd w:id="0"/>
+      <w:r>
+        <w:rPr>
+          <w:rFonts w:ascii="Times New Roman" w:hAnsi="Times New Roman" w:cs="Times New Roman"/>
+        </w:rPr>
+        <w:t xml:space="preserve"> </w:t>
+      </w:r>
+      <w:r>
+        <w:rPr>
+          <w:rFonts w:hint="default" w:ascii="Times New Roman" w:hAnsi="Times New Roman" w:cs="Times New Roman"/>
+          <w:lang w:val="en-US"/>
+        </w:rPr>
+        <w:t>in the supplementary materials</w:t>
+      </w:r>
       <w:r>
         <w:rPr>
           <w:rFonts w:ascii="Times New Roman" w:hAnsi="Times New Roman" w:cs="Times New Roman"/>
